--- a/Week3_Data_Wrangling_msleep_R.docx
+++ b/Week3_Data_Wrangling_msleep_R.docx
@@ -355,7 +355,7 @@
                 <w:sz w:val="18"/>
                 <w:szCs w:val="18"/>
               </w:rPr>
-              <w:t xml:space="preserve">R, RStudio, tidyverse (dplyr, tidyr, forcats, stringr, ggplot2), skimr</w:t>
+              <w:t xml:space="preserve">R, RStudio, dplyr, ggplot2 and base R</w:t>
             </w:r>
           </w:p>
         </w:tc>
@@ -2300,22 +2300,22 @@
           <w:sz w:val="17"/>
           <w:szCs w:val="17"/>
         </w:rPr>
-        <w:t xml:space="preserve">library(tidyverse)   # dplyr, tidyr, ggplot2, readr, stringr, forcats</w:t>
-      </w:r>
-    </w:p>
-    <w:p>
-      <w:pPr>
-        <w:shd w:fill="F5F5F5" w:color="auto" w:val="clear"/>
-        <w:spacing w:after="0"/>
-        <w:ind w:left="120"/>
-      </w:pPr>
-      <w:r>
-        <w:rPr>
-          <w:rFonts w:ascii="Courier New" w:cs="Courier New" w:eastAsia="Courier New" w:hAnsi="Courier New"/>
-          <w:sz w:val="17"/>
-          <w:szCs w:val="17"/>
-        </w:rPr>
-        <w:t xml:space="preserve">library(skimr)       # compact data summaries</w:t>
+        <w:t xml:space="preserve">library(dplyr)       # data-wrangling verbs: mutate, filter, summarise, ...</w:t>
+      </w:r>
+    </w:p>
+    <w:p>
+      <w:pPr>
+        <w:shd w:fill="F5F5F5" w:color="auto" w:val="clear"/>
+        <w:spacing w:after="0"/>
+        <w:ind w:left="120"/>
+      </w:pPr>
+      <w:r>
+        <w:rPr>
+          <w:rFonts w:ascii="Courier New" w:cs="Courier New" w:eastAsia="Courier New" w:hAnsi="Courier New"/>
+          <w:sz w:val="17"/>
+          <w:szCs w:val="17"/>
+        </w:rPr>
+        <w:t xml:space="preserve">library(ggplot2)     # plotting (and the msleep dataset)</w:t>
       </w:r>
     </w:p>
     <w:p>
@@ -2487,7 +2487,7 @@
         <w:rPr>
           <w:rFonts w:ascii="Arial" w:cs="Arial" w:eastAsia="Arial" w:hAnsi="Arial"/>
         </w:rPr>
-        <w:t xml:space="preserve">The dataset is loaded into an object called raw. A copy is immediately written to data/raw so the original state is preserved, and all cleaning is done on a separate object called clean. Looking at the structure first (glimpse, dim, head, skim) establishes a baseline for the quality assessment and for the before-and-after comparison later.</w:t>
+        <w:t xml:space="preserve">The dataset is loaded into an object called raw. A copy is immediately written to data/raw so the original state is preserved, and all cleaning is done on a separate object called clean. Looking at the structure first (glimpse, dim, head, summary) establishes a baseline for the quality assessment and for the before-and-after comparison later.</w:t>
       </w:r>
     </w:p>
     <w:p>
@@ -2532,7 +2532,7 @@
           <w:sz w:val="17"/>
           <w:szCs w:val="17"/>
         </w:rPr>
-        <w:t xml:space="preserve">write_csv(raw, "data/raw/msleep_raw.csv")      # archive the raw data</w:t>
+        <w:t xml:space="preserve">write.csv(raw, "data/raw/msleep_raw.csv", row.names = FALSE)   # archive raw data</w:t>
       </w:r>
     </w:p>
     <w:p>
@@ -2607,7 +2607,7 @@
           <w:sz w:val="17"/>
           <w:szCs w:val="17"/>
         </w:rPr>
-        <w:t xml:space="preserve">skim(raw)</w:t>
+        <w:t xml:space="preserve">summary(raw)</w:t>
       </w:r>
     </w:p>
     <w:p>
@@ -2659,7 +2659,7 @@
                 <w:sz w:val="19"/>
                 <w:szCs w:val="19"/>
               </w:rPr>
-              <w:t xml:space="preserve">[ Paste screenshot: glimpse(raw), dim(raw), head(raw) - this is the BEFORE snapshot ]</w:t>
+              <w:t xml:space="preserve">[ Paste screenshot: glimpse(raw), dim(raw), head(raw) and summary(raw) - this is the BEFORE snapshot ]</w:t>
             </w:r>
           </w:p>
         </w:tc>
@@ -2686,7 +2686,7 @@
         <w:rPr>
           <w:rFonts w:ascii="Arial" w:cs="Arial" w:eastAsia="Arial" w:hAnsi="Arial"/>
         </w:rPr>
-        <w:t xml:space="preserve"> The output confirms 83 rows and 11 columns. Text columns (name, genus, vore, order, conservation) are stored as character strings, and the numeric columns contain NA entries. The skim() summary shows the number and percentage of missing values for each variable and a small histogram for each numeric one, which already hints at the strong skew in brain and body weight.</w:t>
+        <w:t xml:space="preserve"> The output confirms 83 rows and 11 columns. Text columns (name, genus, vore, order, conservation) are stored as character strings, and the numeric columns contain NA entries. The summary() output shows the minimum, quartiles, mean and maximum of each numeric variable together with a count of NA values, and the large gap between the median and the maximum of brain and body weight already hints at strong skew.</w:t>
       </w:r>
     </w:p>
     <w:p>
@@ -2745,67 +2745,97 @@
           <w:sz w:val="17"/>
           <w:szCs w:val="17"/>
         </w:rPr>
-        <w:t xml:space="preserve">missing_tbl &lt;- raw |&gt;</w:t>
-      </w:r>
-    </w:p>
-    <w:p>
-      <w:pPr>
-        <w:shd w:fill="F5F5F5" w:color="auto" w:val="clear"/>
-        <w:spacing w:after="0"/>
-        <w:ind w:left="120"/>
-      </w:pPr>
-      <w:r>
-        <w:rPr>
-          <w:rFonts w:ascii="Courier New" w:cs="Courier New" w:eastAsia="Courier New" w:hAnsi="Courier New"/>
-          <w:sz w:val="17"/>
-          <w:szCs w:val="17"/>
-        </w:rPr>
-        <w:t xml:space="preserve">  summarise(across(everything(), ~ sum(is.na(.x)))) |&gt;</w:t>
-      </w:r>
-    </w:p>
-    <w:p>
-      <w:pPr>
-        <w:shd w:fill="F5F5F5" w:color="auto" w:val="clear"/>
-        <w:spacing w:after="0"/>
-        <w:ind w:left="120"/>
-      </w:pPr>
-      <w:r>
-        <w:rPr>
-          <w:rFonts w:ascii="Courier New" w:cs="Courier New" w:eastAsia="Courier New" w:hAnsi="Courier New"/>
-          <w:sz w:val="17"/>
-          <w:szCs w:val="17"/>
-        </w:rPr>
-        <w:t xml:space="preserve">  pivot_longer(everything(), names_to = "variable", values_to = "n_missing") |&gt;</w:t>
-      </w:r>
-    </w:p>
-    <w:p>
-      <w:pPr>
-        <w:shd w:fill="F5F5F5" w:color="auto" w:val="clear"/>
-        <w:spacing w:after="0"/>
-        <w:ind w:left="120"/>
-      </w:pPr>
-      <w:r>
-        <w:rPr>
-          <w:rFonts w:ascii="Courier New" w:cs="Courier New" w:eastAsia="Courier New" w:hAnsi="Courier New"/>
-          <w:sz w:val="17"/>
-          <w:szCs w:val="17"/>
-        </w:rPr>
-        <w:t xml:space="preserve">  mutate(pct_missing = round(100 * n_missing / nrow(raw), 1)) |&gt;</w:t>
-      </w:r>
-    </w:p>
-    <w:p>
-      <w:pPr>
-        <w:shd w:fill="F5F5F5" w:color="auto" w:val="clear"/>
-        <w:spacing w:after="0"/>
-        <w:ind w:left="120"/>
-      </w:pPr>
-      <w:r>
-        <w:rPr>
-          <w:rFonts w:ascii="Courier New" w:cs="Courier New" w:eastAsia="Courier New" w:hAnsi="Courier New"/>
-          <w:sz w:val="17"/>
-          <w:szCs w:val="17"/>
-        </w:rPr>
-        <w:t xml:space="preserve">  arrange(desc(n_missing))</w:t>
+        <w:t xml:space="preserve">missing_tbl &lt;- data.frame(</w:t>
+      </w:r>
+    </w:p>
+    <w:p>
+      <w:pPr>
+        <w:shd w:fill="F5F5F5" w:color="auto" w:val="clear"/>
+        <w:spacing w:after="0"/>
+        <w:ind w:left="120"/>
+      </w:pPr>
+      <w:r>
+        <w:rPr>
+          <w:rFonts w:ascii="Courier New" w:cs="Courier New" w:eastAsia="Courier New" w:hAnsi="Courier New"/>
+          <w:sz w:val="17"/>
+          <w:szCs w:val="17"/>
+        </w:rPr>
+        <w:t xml:space="preserve">  variable  = names(raw),</w:t>
+      </w:r>
+    </w:p>
+    <w:p>
+      <w:pPr>
+        <w:shd w:fill="F5F5F5" w:color="auto" w:val="clear"/>
+        <w:spacing w:after="0"/>
+        <w:ind w:left="120"/>
+      </w:pPr>
+      <w:r>
+        <w:rPr>
+          <w:rFonts w:ascii="Courier New" w:cs="Courier New" w:eastAsia="Courier New" w:hAnsi="Courier New"/>
+          <w:sz w:val="17"/>
+          <w:szCs w:val="17"/>
+        </w:rPr>
+        <w:t xml:space="preserve">  n_missing = sapply(raw, function(x) sum(is.na(x))),</w:t>
+      </w:r>
+    </w:p>
+    <w:p>
+      <w:pPr>
+        <w:shd w:fill="F5F5F5" w:color="auto" w:val="clear"/>
+        <w:spacing w:after="0"/>
+        <w:ind w:left="120"/>
+      </w:pPr>
+      <w:r>
+        <w:rPr>
+          <w:rFonts w:ascii="Courier New" w:cs="Courier New" w:eastAsia="Courier New" w:hAnsi="Courier New"/>
+          <w:sz w:val="17"/>
+          <w:szCs w:val="17"/>
+        </w:rPr>
+        <w:t xml:space="preserve">  row.names = NULL</w:t>
+      </w:r>
+    </w:p>
+    <w:p>
+      <w:pPr>
+        <w:shd w:fill="F5F5F5" w:color="auto" w:val="clear"/>
+        <w:spacing w:after="0"/>
+        <w:ind w:left="120"/>
+      </w:pPr>
+      <w:r>
+        <w:rPr>
+          <w:rFonts w:ascii="Courier New" w:cs="Courier New" w:eastAsia="Courier New" w:hAnsi="Courier New"/>
+          <w:sz w:val="17"/>
+          <w:szCs w:val="17"/>
+        </w:rPr>
+        <w:t xml:space="preserve">)</w:t>
+      </w:r>
+    </w:p>
+    <w:p>
+      <w:pPr>
+        <w:shd w:fill="F5F5F5" w:color="auto" w:val="clear"/>
+        <w:spacing w:after="0"/>
+        <w:ind w:left="120"/>
+      </w:pPr>
+      <w:r>
+        <w:rPr>
+          <w:rFonts w:ascii="Courier New" w:cs="Courier New" w:eastAsia="Courier New" w:hAnsi="Courier New"/>
+          <w:sz w:val="17"/>
+          <w:szCs w:val="17"/>
+        </w:rPr>
+        <w:t xml:space="preserve">missing_tbl$pct_missing &lt;- round(100 * missing_tbl$n_missing / nrow(raw), 1)</w:t>
+      </w:r>
+    </w:p>
+    <w:p>
+      <w:pPr>
+        <w:shd w:fill="F5F5F5" w:color="auto" w:val="clear"/>
+        <w:spacing w:after="0"/>
+        <w:ind w:left="120"/>
+      </w:pPr>
+      <w:r>
+        <w:rPr>
+          <w:rFonts w:ascii="Courier New" w:cs="Courier New" w:eastAsia="Courier New" w:hAnsi="Courier New"/>
+          <w:sz w:val="17"/>
+          <w:szCs w:val="17"/>
+        </w:rPr>
+        <w:t xml:space="preserve">missing_tbl &lt;- missing_tbl[order(-missing_tbl$n_missing), ]</w:t>
       </w:r>
     </w:p>
     <w:p>
@@ -6155,7 +6185,7 @@
           <w:sz w:val="17"/>
           <w:szCs w:val="17"/>
         </w:rPr>
-        <w:t xml:space="preserve">    name  = str_squish(name),</w:t>
+        <w:t xml:space="preserve">    name  = trimws(gsub("\\s+", " ", name)),   # trim and squeeze spaces</w:t>
       </w:r>
     </w:p>
     <w:p>
@@ -6462,6 +6492,51 @@
           <w:sz w:val="17"/>
           <w:szCs w:val="17"/>
         </w:rPr>
+        <w:t xml:space="preserve">add_level &lt;- function(f, label)</w:t>
+      </w:r>
+    </w:p>
+    <w:p>
+      <w:pPr>
+        <w:shd w:fill="F5F5F5" w:color="auto" w:val="clear"/>
+        <w:spacing w:after="0"/>
+        <w:ind w:left="120"/>
+      </w:pPr>
+      <w:r>
+        <w:rPr>
+          <w:rFonts w:ascii="Courier New" w:cs="Courier New" w:eastAsia="Courier New" w:hAnsi="Courier New"/>
+          <w:sz w:val="17"/>
+          <w:szCs w:val="17"/>
+        </w:rPr>
+        <w:t xml:space="preserve">  factor(ifelse(is.na(f), label, as.character(f)), levels = c(levels(f), label))</w:t>
+      </w:r>
+    </w:p>
+    <w:p>
+      <w:pPr>
+        <w:shd w:fill="F5F5F5" w:color="auto" w:val="clear"/>
+        <w:spacing w:after="0"/>
+        <w:ind w:left="120"/>
+      </w:pPr>
+      <w:r>
+        <w:rPr>
+          <w:rFonts w:ascii="Courier New" w:cs="Courier New" w:eastAsia="Courier New" w:hAnsi="Courier New"/>
+          <w:sz w:val="17"/>
+          <w:szCs w:val="17"/>
+        </w:rPr>
+        <w:t xml:space="preserve"> </w:t>
+      </w:r>
+    </w:p>
+    <w:p>
+      <w:pPr>
+        <w:shd w:fill="F5F5F5" w:color="auto" w:val="clear"/>
+        <w:spacing w:after="0"/>
+        <w:ind w:left="120"/>
+      </w:pPr>
+      <w:r>
+        <w:rPr>
+          <w:rFonts w:ascii="Courier New" w:cs="Courier New" w:eastAsia="Courier New" w:hAnsi="Courier New"/>
+          <w:sz w:val="17"/>
+          <w:szCs w:val="17"/>
+        </w:rPr>
         <w:t xml:space="preserve">clean &lt;- clean |&gt;</w:t>
       </w:r>
     </w:p>
@@ -6477,22 +6552,22 @@
           <w:sz w:val="17"/>
           <w:szCs w:val="17"/>
         </w:rPr>
-        <w:t xml:space="preserve">  mutate(vore = fct_na_value_to_level(vore, level = "Unknown"),</w:t>
-      </w:r>
-    </w:p>
-    <w:p>
-      <w:pPr>
-        <w:shd w:fill="F5F5F5" w:color="auto" w:val="clear"/>
-        <w:spacing w:after="0"/>
-        <w:ind w:left="120"/>
-      </w:pPr>
-      <w:r>
-        <w:rPr>
-          <w:rFonts w:ascii="Courier New" w:cs="Courier New" w:eastAsia="Courier New" w:hAnsi="Courier New"/>
-          <w:sz w:val="17"/>
-          <w:szCs w:val="17"/>
-        </w:rPr>
-        <w:t xml:space="preserve">         conservation = fct_na_value_to_level(conservation, level = "Not recorded"))</w:t>
+        <w:t xml:space="preserve">  mutate(vore = add_level(vore, "Unknown"),</w:t>
+      </w:r>
+    </w:p>
+    <w:p>
+      <w:pPr>
+        <w:shd w:fill="F5F5F5" w:color="auto" w:val="clear"/>
+        <w:spacing w:after="0"/>
+        <w:ind w:left="120"/>
+      </w:pPr>
+      <w:r>
+        <w:rPr>
+          <w:rFonts w:ascii="Courier New" w:cs="Courier New" w:eastAsia="Courier New" w:hAnsi="Courier New"/>
+          <w:sz w:val="17"/>
+          <w:szCs w:val="17"/>
+        </w:rPr>
+        <w:t xml:space="preserve">         conservation = add_level(conservation, "Not recorded"))</w:t>
       </w:r>
     </w:p>
     <w:p>
@@ -6910,6 +6985,51 @@
           <w:sz w:val="17"/>
           <w:szCs w:val="17"/>
         </w:rPr>
+        <w:t xml:space="preserve"># Keep the 5 most common taxonomic orders; group the rest as "Other"</w:t>
+      </w:r>
+    </w:p>
+    <w:p>
+      <w:pPr>
+        <w:shd w:fill="F5F5F5" w:color="auto" w:val="clear"/>
+        <w:spacing w:after="0"/>
+        <w:ind w:left="120"/>
+      </w:pPr>
+      <w:r>
+        <w:rPr>
+          <w:rFonts w:ascii="Courier New" w:cs="Courier New" w:eastAsia="Courier New" w:hAnsi="Courier New"/>
+          <w:sz w:val="17"/>
+          <w:szCs w:val="17"/>
+        </w:rPr>
+        <w:t xml:space="preserve">top_orders &lt;- names(sort(table(clean$order), decreasing = TRUE))[1:5]</w:t>
+      </w:r>
+    </w:p>
+    <w:p>
+      <w:pPr>
+        <w:shd w:fill="F5F5F5" w:color="auto" w:val="clear"/>
+        <w:spacing w:after="0"/>
+        <w:ind w:left="120"/>
+      </w:pPr>
+      <w:r>
+        <w:rPr>
+          <w:rFonts w:ascii="Courier New" w:cs="Courier New" w:eastAsia="Courier New" w:hAnsi="Courier New"/>
+          <w:sz w:val="17"/>
+          <w:szCs w:val="17"/>
+        </w:rPr>
+        <w:t xml:space="preserve"> </w:t>
+      </w:r>
+    </w:p>
+    <w:p>
+      <w:pPr>
+        <w:shd w:fill="F5F5F5" w:color="auto" w:val="clear"/>
+        <w:spacing w:after="0"/>
+        <w:ind w:left="120"/>
+      </w:pPr>
+      <w:r>
+        <w:rPr>
+          <w:rFonts w:ascii="Courier New" w:cs="Courier New" w:eastAsia="Courier New" w:hAnsi="Courier New"/>
+          <w:sz w:val="17"/>
+          <w:szCs w:val="17"/>
+        </w:rPr>
         <w:t xml:space="preserve">clean &lt;- clean |&gt;</w:t>
       </w:r>
     </w:p>
@@ -7000,7 +7120,7 @@
           <w:sz w:val="17"/>
           <w:szCs w:val="17"/>
         </w:rPr>
-        <w:t xml:space="preserve">    name_words  = str_count(name, "\\S+"),     # words in the common name</w:t>
+        <w:t xml:space="preserve">    name_words  = lengths(strsplit(name, "\\s+")),   # words in the common name</w:t>
       </w:r>
     </w:p>
     <w:p>
@@ -7090,7 +7210,22 @@
           <w:sz w:val="17"/>
           <w:szCs w:val="17"/>
         </w:rPr>
-        <w:t xml:space="preserve">    order_grp = fct_lump_n(order, n = 5, other_level = "Other")</w:t>
+        <w:t xml:space="preserve">    order_grp = factor(if_else(as.character(order) %in% top_orders,</w:t>
+      </w:r>
+    </w:p>
+    <w:p>
+      <w:pPr>
+        <w:shd w:fill="F5F5F5" w:color="auto" w:val="clear"/>
+        <w:spacing w:after="0"/>
+        <w:ind w:left="120"/>
+      </w:pPr>
+      <w:r>
+        <w:rPr>
+          <w:rFonts w:ascii="Courier New" w:cs="Courier New" w:eastAsia="Courier New" w:hAnsi="Courier New"/>
+          <w:sz w:val="17"/>
+          <w:szCs w:val="17"/>
+        </w:rPr>
+        <w:t xml:space="preserve">                               as.character(order), "Other"))</w:t>
       </w:r>
     </w:p>
     <w:p>
@@ -8065,7 +8200,7 @@
           <w:sz w:val="17"/>
           <w:szCs w:val="17"/>
         </w:rPr>
-        <w:t xml:space="preserve">onehot &lt;- model.matrix(</w:t>
+        <w:t xml:space="preserve">onehot &lt;- as.data.frame(model.matrix(</w:t>
       </w:r>
     </w:p>
     <w:p>
@@ -8140,7 +8275,7 @@
           <w:sz w:val="17"/>
           <w:szCs w:val="17"/>
         </w:rPr>
-        <w:t xml:space="preserve">) |&gt; as_tibble()</w:t>
+        <w:t xml:space="preserve">))</w:t>
       </w:r>
     </w:p>
     <w:p>
@@ -8170,7 +8305,7 @@
           <w:sz w:val="17"/>
           <w:szCs w:val="17"/>
         </w:rPr>
-        <w:t xml:space="preserve">names(onehot) &lt;- names(onehot) |&gt; str_replace_all("[^A-Za-z0-9]+", "_")</w:t>
+        <w:t xml:space="preserve">names(onehot) &lt;- gsub("[^A-Za-z0-9]+", "_", names(onehot))</w:t>
       </w:r>
     </w:p>
     <w:p>
@@ -9046,7 +9181,7 @@
           <w:sz w:val="17"/>
           <w:szCs w:val="17"/>
         </w:rPr>
-        <w:t xml:space="preserve">comparison &lt;- tibble(</w:t>
+        <w:t xml:space="preserve">comparison &lt;- data.frame(</w:t>
       </w:r>
     </w:p>
     <w:p>
@@ -12157,7 +12292,7 @@
                 <w:sz w:val="18"/>
                 <w:szCs w:val="18"/>
               </w:rPr>
-              <w:t xml:space="preserve">tidyverse (dplyr, tidyr, readr, stringr, forcats, ggplot2) and skimr</w:t>
+              <w:t xml:space="preserve">dplyr and ggplot2 only (everything else is base R, so the workflow has very few dependencies)</w:t>
             </w:r>
           </w:p>
         </w:tc>
@@ -12369,7 +12504,7 @@
         <w:rPr>
           <w:rFonts w:ascii="Arial" w:cs="Arial" w:eastAsia="Arial" w:hAnsi="Arial"/>
         </w:rPr>
-        <w:t xml:space="preserve">Install the packages once: install.packages(c("tidyverse", "skimr")).</w:t>
+        <w:t xml:space="preserve">Install the packages once: install.packages(c("dplyr", "ggplot2")).</w:t>
       </w:r>
     </w:p>
     <w:p>
@@ -13456,7 +13591,7 @@
           <w:sz w:val="17"/>
           <w:szCs w:val="17"/>
         </w:rPr>
-        <w:t xml:space="preserve"># Packages: install.packages(c("tidyverse", "skimr"))</w:t>
+        <w:t xml:space="preserve"># Packages: dplyr and ggplot2 only (plus base R): install.packages(c("dplyr", "ggplot2"))</w:t>
       </w:r>
     </w:p>
     <w:p>
@@ -13531,22 +13666,22 @@
           <w:sz w:val="17"/>
           <w:szCs w:val="17"/>
         </w:rPr>
-        <w:t xml:space="preserve">library(tidyverse)   # dplyr, tidyr, ggplot2, readr, stringr, forcats</w:t>
-      </w:r>
-    </w:p>
-    <w:p>
-      <w:pPr>
-        <w:shd w:fill="F5F5F5" w:color="auto" w:val="clear"/>
-        <w:spacing w:after="0"/>
-        <w:ind w:left="120"/>
-      </w:pPr>
-      <w:r>
-        <w:rPr>
-          <w:rFonts w:ascii="Courier New" w:cs="Courier New" w:eastAsia="Courier New" w:hAnsi="Courier New"/>
-          <w:sz w:val="17"/>
-          <w:szCs w:val="17"/>
-        </w:rPr>
-        <w:t xml:space="preserve">library(skimr)       # compact data summaries</w:t>
+        <w:t xml:space="preserve">library(dplyr)       # data-wrangling verbs: mutate, filter, summarise, ...</w:t>
+      </w:r>
+    </w:p>
+    <w:p>
+      <w:pPr>
+        <w:shd w:fill="F5F5F5" w:color="auto" w:val="clear"/>
+        <w:spacing w:after="0"/>
+        <w:ind w:left="120"/>
+      </w:pPr>
+      <w:r>
+        <w:rPr>
+          <w:rFonts w:ascii="Courier New" w:cs="Courier New" w:eastAsia="Courier New" w:hAnsi="Courier New"/>
+          <w:sz w:val="17"/>
+          <w:szCs w:val="17"/>
+        </w:rPr>
+        <w:t xml:space="preserve">library(ggplot2)     # plotting (and the msleep dataset)</w:t>
       </w:r>
     </w:p>
     <w:p>
@@ -13711,7 +13846,7 @@
           <w:sz w:val="17"/>
           <w:szCs w:val="17"/>
         </w:rPr>
-        <w:t xml:space="preserve">write_csv(raw, "data/raw/msleep_raw.csv")      # archive the raw data</w:t>
+        <w:t xml:space="preserve">write.csv(raw, "data/raw/msleep_raw.csv", row.names = FALSE)   # archive raw data</w:t>
       </w:r>
     </w:p>
     <w:p>
@@ -13786,7 +13921,7 @@
           <w:sz w:val="17"/>
           <w:szCs w:val="17"/>
         </w:rPr>
-        <w:t xml:space="preserve">skim(raw)</w:t>
+        <w:t xml:space="preserve">summary(raw)</w:t>
       </w:r>
     </w:p>
     <w:p>
@@ -13831,67 +13966,97 @@
           <w:sz w:val="17"/>
           <w:szCs w:val="17"/>
         </w:rPr>
-        <w:t xml:space="preserve">missing_tbl &lt;- raw |&gt;</w:t>
-      </w:r>
-    </w:p>
-    <w:p>
-      <w:pPr>
-        <w:shd w:fill="F5F5F5" w:color="auto" w:val="clear"/>
-        <w:spacing w:after="0"/>
-        <w:ind w:left="120"/>
-      </w:pPr>
-      <w:r>
-        <w:rPr>
-          <w:rFonts w:ascii="Courier New" w:cs="Courier New" w:eastAsia="Courier New" w:hAnsi="Courier New"/>
-          <w:sz w:val="17"/>
-          <w:szCs w:val="17"/>
-        </w:rPr>
-        <w:t xml:space="preserve">  summarise(across(everything(), ~ sum(is.na(.x)))) |&gt;</w:t>
-      </w:r>
-    </w:p>
-    <w:p>
-      <w:pPr>
-        <w:shd w:fill="F5F5F5" w:color="auto" w:val="clear"/>
-        <w:spacing w:after="0"/>
-        <w:ind w:left="120"/>
-      </w:pPr>
-      <w:r>
-        <w:rPr>
-          <w:rFonts w:ascii="Courier New" w:cs="Courier New" w:eastAsia="Courier New" w:hAnsi="Courier New"/>
-          <w:sz w:val="17"/>
-          <w:szCs w:val="17"/>
-        </w:rPr>
-        <w:t xml:space="preserve">  pivot_longer(everything(), names_to = "variable", values_to = "n_missing") |&gt;</w:t>
-      </w:r>
-    </w:p>
-    <w:p>
-      <w:pPr>
-        <w:shd w:fill="F5F5F5" w:color="auto" w:val="clear"/>
-        <w:spacing w:after="0"/>
-        <w:ind w:left="120"/>
-      </w:pPr>
-      <w:r>
-        <w:rPr>
-          <w:rFonts w:ascii="Courier New" w:cs="Courier New" w:eastAsia="Courier New" w:hAnsi="Courier New"/>
-          <w:sz w:val="17"/>
-          <w:szCs w:val="17"/>
-        </w:rPr>
-        <w:t xml:space="preserve">  mutate(pct_missing = round(100 * n_missing / nrow(raw), 1)) |&gt;</w:t>
-      </w:r>
-    </w:p>
-    <w:p>
-      <w:pPr>
-        <w:shd w:fill="F5F5F5" w:color="auto" w:val="clear"/>
-        <w:spacing w:after="0"/>
-        <w:ind w:left="120"/>
-      </w:pPr>
-      <w:r>
-        <w:rPr>
-          <w:rFonts w:ascii="Courier New" w:cs="Courier New" w:eastAsia="Courier New" w:hAnsi="Courier New"/>
-          <w:sz w:val="17"/>
-          <w:szCs w:val="17"/>
-        </w:rPr>
-        <w:t xml:space="preserve">  arrange(desc(n_missing))</w:t>
+        <w:t xml:space="preserve">missing_tbl &lt;- data.frame(</w:t>
+      </w:r>
+    </w:p>
+    <w:p>
+      <w:pPr>
+        <w:shd w:fill="F5F5F5" w:color="auto" w:val="clear"/>
+        <w:spacing w:after="0"/>
+        <w:ind w:left="120"/>
+      </w:pPr>
+      <w:r>
+        <w:rPr>
+          <w:rFonts w:ascii="Courier New" w:cs="Courier New" w:eastAsia="Courier New" w:hAnsi="Courier New"/>
+          <w:sz w:val="17"/>
+          <w:szCs w:val="17"/>
+        </w:rPr>
+        <w:t xml:space="preserve">  variable  = names(raw),</w:t>
+      </w:r>
+    </w:p>
+    <w:p>
+      <w:pPr>
+        <w:shd w:fill="F5F5F5" w:color="auto" w:val="clear"/>
+        <w:spacing w:after="0"/>
+        <w:ind w:left="120"/>
+      </w:pPr>
+      <w:r>
+        <w:rPr>
+          <w:rFonts w:ascii="Courier New" w:cs="Courier New" w:eastAsia="Courier New" w:hAnsi="Courier New"/>
+          <w:sz w:val="17"/>
+          <w:szCs w:val="17"/>
+        </w:rPr>
+        <w:t xml:space="preserve">  n_missing = sapply(raw, function(x) sum(is.na(x))),</w:t>
+      </w:r>
+    </w:p>
+    <w:p>
+      <w:pPr>
+        <w:shd w:fill="F5F5F5" w:color="auto" w:val="clear"/>
+        <w:spacing w:after="0"/>
+        <w:ind w:left="120"/>
+      </w:pPr>
+      <w:r>
+        <w:rPr>
+          <w:rFonts w:ascii="Courier New" w:cs="Courier New" w:eastAsia="Courier New" w:hAnsi="Courier New"/>
+          <w:sz w:val="17"/>
+          <w:szCs w:val="17"/>
+        </w:rPr>
+        <w:t xml:space="preserve">  row.names = NULL</w:t>
+      </w:r>
+    </w:p>
+    <w:p>
+      <w:pPr>
+        <w:shd w:fill="F5F5F5" w:color="auto" w:val="clear"/>
+        <w:spacing w:after="0"/>
+        <w:ind w:left="120"/>
+      </w:pPr>
+      <w:r>
+        <w:rPr>
+          <w:rFonts w:ascii="Courier New" w:cs="Courier New" w:eastAsia="Courier New" w:hAnsi="Courier New"/>
+          <w:sz w:val="17"/>
+          <w:szCs w:val="17"/>
+        </w:rPr>
+        <w:t xml:space="preserve">)</w:t>
+      </w:r>
+    </w:p>
+    <w:p>
+      <w:pPr>
+        <w:shd w:fill="F5F5F5" w:color="auto" w:val="clear"/>
+        <w:spacing w:after="0"/>
+        <w:ind w:left="120"/>
+      </w:pPr>
+      <w:r>
+        <w:rPr>
+          <w:rFonts w:ascii="Courier New" w:cs="Courier New" w:eastAsia="Courier New" w:hAnsi="Courier New"/>
+          <w:sz w:val="17"/>
+          <w:szCs w:val="17"/>
+        </w:rPr>
+        <w:t xml:space="preserve">missing_tbl$pct_missing &lt;- round(100 * missing_tbl$n_missing / nrow(raw), 1)</w:t>
+      </w:r>
+    </w:p>
+    <w:p>
+      <w:pPr>
+        <w:shd w:fill="F5F5F5" w:color="auto" w:val="clear"/>
+        <w:spacing w:after="0"/>
+        <w:ind w:left="120"/>
+      </w:pPr>
+      <w:r>
+        <w:rPr>
+          <w:rFonts w:ascii="Courier New" w:cs="Courier New" w:eastAsia="Courier New" w:hAnsi="Courier New"/>
+          <w:sz w:val="17"/>
+          <w:szCs w:val="17"/>
+        </w:rPr>
+        <w:t xml:space="preserve">missing_tbl &lt;- missing_tbl[order(-missing_tbl$n_missing), ]</w:t>
       </w:r>
     </w:p>
     <w:p>
@@ -14686,7 +14851,7 @@
           <w:sz w:val="17"/>
           <w:szCs w:val="17"/>
         </w:rPr>
-        <w:t xml:space="preserve">    name  = str_squish(name),</w:t>
+        <w:t xml:space="preserve">    name  = trimws(gsub("\\s+", " ", name)),   # trim and squeeze spaces</w:t>
       </w:r>
     </w:p>
     <w:p>
@@ -14941,6 +15106,51 @@
           <w:sz w:val="17"/>
           <w:szCs w:val="17"/>
         </w:rPr>
+        <w:t xml:space="preserve">add_level &lt;- function(f, label)</w:t>
+      </w:r>
+    </w:p>
+    <w:p>
+      <w:pPr>
+        <w:shd w:fill="F5F5F5" w:color="auto" w:val="clear"/>
+        <w:spacing w:after="0"/>
+        <w:ind w:left="120"/>
+      </w:pPr>
+      <w:r>
+        <w:rPr>
+          <w:rFonts w:ascii="Courier New" w:cs="Courier New" w:eastAsia="Courier New" w:hAnsi="Courier New"/>
+          <w:sz w:val="17"/>
+          <w:szCs w:val="17"/>
+        </w:rPr>
+        <w:t xml:space="preserve">  factor(ifelse(is.na(f), label, as.character(f)), levels = c(levels(f), label))</w:t>
+      </w:r>
+    </w:p>
+    <w:p>
+      <w:pPr>
+        <w:shd w:fill="F5F5F5" w:color="auto" w:val="clear"/>
+        <w:spacing w:after="0"/>
+        <w:ind w:left="120"/>
+      </w:pPr>
+      <w:r>
+        <w:rPr>
+          <w:rFonts w:ascii="Courier New" w:cs="Courier New" w:eastAsia="Courier New" w:hAnsi="Courier New"/>
+          <w:sz w:val="17"/>
+          <w:szCs w:val="17"/>
+        </w:rPr>
+        <w:t xml:space="preserve"> </w:t>
+      </w:r>
+    </w:p>
+    <w:p>
+      <w:pPr>
+        <w:shd w:fill="F5F5F5" w:color="auto" w:val="clear"/>
+        <w:spacing w:after="0"/>
+        <w:ind w:left="120"/>
+      </w:pPr>
+      <w:r>
+        <w:rPr>
+          <w:rFonts w:ascii="Courier New" w:cs="Courier New" w:eastAsia="Courier New" w:hAnsi="Courier New"/>
+          <w:sz w:val="17"/>
+          <w:szCs w:val="17"/>
+        </w:rPr>
         <w:t xml:space="preserve">clean &lt;- clean |&gt;</w:t>
       </w:r>
     </w:p>
@@ -14956,22 +15166,22 @@
           <w:sz w:val="17"/>
           <w:szCs w:val="17"/>
         </w:rPr>
-        <w:t xml:space="preserve">  mutate(vore = fct_na_value_to_level(vore, level = "Unknown"),</w:t>
-      </w:r>
-    </w:p>
-    <w:p>
-      <w:pPr>
-        <w:shd w:fill="F5F5F5" w:color="auto" w:val="clear"/>
-        <w:spacing w:after="0"/>
-        <w:ind w:left="120"/>
-      </w:pPr>
-      <w:r>
-        <w:rPr>
-          <w:rFonts w:ascii="Courier New" w:cs="Courier New" w:eastAsia="Courier New" w:hAnsi="Courier New"/>
-          <w:sz w:val="17"/>
-          <w:szCs w:val="17"/>
-        </w:rPr>
-        <w:t xml:space="preserve">         conservation = fct_na_value_to_level(conservation, level = "Not recorded"))</w:t>
+        <w:t xml:space="preserve">  mutate(vore = add_level(vore, "Unknown"),</w:t>
+      </w:r>
+    </w:p>
+    <w:p>
+      <w:pPr>
+        <w:shd w:fill="F5F5F5" w:color="auto" w:val="clear"/>
+        <w:spacing w:after="0"/>
+        <w:ind w:left="120"/>
+      </w:pPr>
+      <w:r>
+        <w:rPr>
+          <w:rFonts w:ascii="Courier New" w:cs="Courier New" w:eastAsia="Courier New" w:hAnsi="Courier New"/>
+          <w:sz w:val="17"/>
+          <w:szCs w:val="17"/>
+        </w:rPr>
+        <w:t xml:space="preserve">         conservation = add_level(conservation, "Not recorded"))</w:t>
       </w:r>
     </w:p>
     <w:p>
@@ -15301,6 +15511,51 @@
           <w:sz w:val="17"/>
           <w:szCs w:val="17"/>
         </w:rPr>
+        <w:t xml:space="preserve"># Keep the 5 most common taxonomic orders; group the rest as "Other"</w:t>
+      </w:r>
+    </w:p>
+    <w:p>
+      <w:pPr>
+        <w:shd w:fill="F5F5F5" w:color="auto" w:val="clear"/>
+        <w:spacing w:after="0"/>
+        <w:ind w:left="120"/>
+      </w:pPr>
+      <w:r>
+        <w:rPr>
+          <w:rFonts w:ascii="Courier New" w:cs="Courier New" w:eastAsia="Courier New" w:hAnsi="Courier New"/>
+          <w:sz w:val="17"/>
+          <w:szCs w:val="17"/>
+        </w:rPr>
+        <w:t xml:space="preserve">top_orders &lt;- names(sort(table(clean$order), decreasing = TRUE))[1:5]</w:t>
+      </w:r>
+    </w:p>
+    <w:p>
+      <w:pPr>
+        <w:shd w:fill="F5F5F5" w:color="auto" w:val="clear"/>
+        <w:spacing w:after="0"/>
+        <w:ind w:left="120"/>
+      </w:pPr>
+      <w:r>
+        <w:rPr>
+          <w:rFonts w:ascii="Courier New" w:cs="Courier New" w:eastAsia="Courier New" w:hAnsi="Courier New"/>
+          <w:sz w:val="17"/>
+          <w:szCs w:val="17"/>
+        </w:rPr>
+        <w:t xml:space="preserve"> </w:t>
+      </w:r>
+    </w:p>
+    <w:p>
+      <w:pPr>
+        <w:shd w:fill="F5F5F5" w:color="auto" w:val="clear"/>
+        <w:spacing w:after="0"/>
+        <w:ind w:left="120"/>
+      </w:pPr>
+      <w:r>
+        <w:rPr>
+          <w:rFonts w:ascii="Courier New" w:cs="Courier New" w:eastAsia="Courier New" w:hAnsi="Courier New"/>
+          <w:sz w:val="17"/>
+          <w:szCs w:val="17"/>
+        </w:rPr>
         <w:t xml:space="preserve">clean &lt;- clean |&gt;</w:t>
       </w:r>
     </w:p>
@@ -15391,7 +15646,7 @@
           <w:sz w:val="17"/>
           <w:szCs w:val="17"/>
         </w:rPr>
-        <w:t xml:space="preserve">    name_words  = str_count(name, "\\S+"),     # words in the common name</w:t>
+        <w:t xml:space="preserve">    name_words  = lengths(strsplit(name, "\\s+")),   # words in the common name</w:t>
       </w:r>
     </w:p>
     <w:p>
@@ -15481,7 +15736,22 @@
           <w:sz w:val="17"/>
           <w:szCs w:val="17"/>
         </w:rPr>
-        <w:t xml:space="preserve">    order_grp = fct_lump_n(order, n = 5, other_level = "Other")</w:t>
+        <w:t xml:space="preserve">    order_grp = factor(if_else(as.character(order) %in% top_orders,</w:t>
+      </w:r>
+    </w:p>
+    <w:p>
+      <w:pPr>
+        <w:shd w:fill="F5F5F5" w:color="auto" w:val="clear"/>
+        <w:spacing w:after="0"/>
+        <w:ind w:left="120"/>
+      </w:pPr>
+      <w:r>
+        <w:rPr>
+          <w:rFonts w:ascii="Courier New" w:cs="Courier New" w:eastAsia="Courier New" w:hAnsi="Courier New"/>
+          <w:sz w:val="17"/>
+          <w:szCs w:val="17"/>
+        </w:rPr>
+        <w:t xml:space="preserve">                               as.character(order), "Other"))</w:t>
       </w:r>
     </w:p>
     <w:p>
@@ -15646,7 +15916,7 @@
           <w:sz w:val="17"/>
           <w:szCs w:val="17"/>
         </w:rPr>
-        <w:t xml:space="preserve">onehot &lt;- model.matrix(</w:t>
+        <w:t xml:space="preserve">onehot &lt;- as.data.frame(model.matrix(</w:t>
       </w:r>
     </w:p>
     <w:p>
@@ -15721,7 +15991,7 @@
           <w:sz w:val="17"/>
           <w:szCs w:val="17"/>
         </w:rPr>
-        <w:t xml:space="preserve">) |&gt; as_tibble()</w:t>
+        <w:t xml:space="preserve">))</w:t>
       </w:r>
     </w:p>
     <w:p>
@@ -15751,7 +16021,7 @@
           <w:sz w:val="17"/>
           <w:szCs w:val="17"/>
         </w:rPr>
-        <w:t xml:space="preserve">names(onehot) &lt;- names(onehot) |&gt; str_replace_all("[^A-Za-z0-9]+", "_")</w:t>
+        <w:t xml:space="preserve">names(onehot) &lt;- gsub("[^A-Za-z0-9]+", "_", names(onehot))</w:t>
       </w:r>
     </w:p>
     <w:p>
@@ -16351,7 +16621,7 @@
           <w:sz w:val="17"/>
           <w:szCs w:val="17"/>
         </w:rPr>
-        <w:t xml:space="preserve">comparison &lt;- tibble(</w:t>
+        <w:t xml:space="preserve">comparison &lt;- data.frame(</w:t>
       </w:r>
     </w:p>
     <w:p>
@@ -16801,7 +17071,7 @@
           <w:sz w:val="17"/>
           <w:szCs w:val="17"/>
         </w:rPr>
-        <w:t xml:space="preserve">write_csv(final, "data/processed/msleep_clean.csv")</w:t>
+        <w:t xml:space="preserve">write.csv(final, "data/processed/msleep_clean.csv", row.names = FALSE)</w:t>
       </w:r>
     </w:p>
     <w:p>
